--- a/pdf/Mohamed_Nasr_Resume.docx
+++ b/pdf/Mohamed_Nasr_Resume.docx
@@ -693,36 +693,12 @@
           <w:sz w:val="16"/>
           <w:szCs w:val="16"/>
         </w:rPr>
-        <w:t>https://github.com/engmohamednasr74</w:t>
-      </w:r>
-      <w:r>
-        <w:rPr>
-          <w:rFonts w:asciiTheme="minorBidi" w:hAnsiTheme="minorBidi"/>
-          <w:sz w:val="16"/>
-          <w:szCs w:val="16"/>
-        </w:rPr>
-        <w:tab/>
-      </w:r>
-      <w:r>
-        <w:rPr>
-          <w:rFonts w:asciiTheme="minorBidi" w:hAnsiTheme="minorBidi"/>
-          <w:sz w:val="16"/>
-          <w:szCs w:val="16"/>
-        </w:rPr>
-        <w:t xml:space="preserve">Facebook: </w:t>
-      </w:r>
-      <w:r>
-        <w:rPr>
-          <w:rFonts w:asciiTheme="minorBidi" w:hAnsiTheme="minorBidi"/>
-          <w:sz w:val="16"/>
-          <w:szCs w:val="16"/>
-        </w:rPr>
-        <w:t>https://www.facebook.com/mohamed.nasr.687341</w:t>
+        <w:t>https://engmohamednasr74.github.io/Portfolio/</w:t>
       </w:r>
     </w:p>
     <w:p>
       <w:pPr>
-        <w:ind w:left="288" w:right="-1152" w:firstLine="1152"/>
+        <w:ind w:left="720" w:right="-1152" w:firstLine="720"/>
         <w:rPr>
           <w:rFonts w:asciiTheme="minorBidi" w:hAnsiTheme="minorBidi"/>
           <w:sz w:val="16"/>
@@ -905,6 +881,7 @@
           </mc:Fallback>
         </mc:AlternateContent>
       </w:r>
+      <w:bookmarkStart w:id="0" w:name="_Hlk224558248"/>
       <w:r>
         <w:rPr>
           <w:rFonts w:asciiTheme="minorBidi" w:hAnsiTheme="minorBidi"/>
@@ -915,6 +892,7 @@
         </w:rPr>
         <w:t xml:space="preserve">Profile </w:t>
       </w:r>
+      <w:bookmarkEnd w:id="0"/>
       <w:r>
         <w:rPr>
           <w:rFonts w:asciiTheme="minorBidi" w:hAnsiTheme="minorBidi"/>
@@ -934,29 +912,7 @@
     </w:p>
     <w:p>
       <w:pPr>
-        <w:ind w:left="-1152" w:right="-1152"/>
-        <w:rPr>
-          <w:rFonts w:asciiTheme="minorBidi" w:hAnsiTheme="minorBidi"/>
-          <w:b/>
-          <w:bCs/>
-          <w:sz w:val="16"/>
-          <w:szCs w:val="16"/>
-        </w:rPr>
-      </w:pPr>
-      <w:r>
-        <w:rPr>
-          <w:rFonts w:asciiTheme="minorBidi" w:hAnsiTheme="minorBidi"/>
-          <w:b/>
-          <w:bCs/>
-          <w:sz w:val="16"/>
-          <w:szCs w:val="16"/>
-        </w:rPr>
-        <w:t>Education</w:t>
-      </w:r>
-    </w:p>
-    <w:p>
-      <w:pPr>
-        <w:ind w:left="-1152" w:right="-1152"/>
+        <w:ind w:left="1443" w:right="-1152" w:hanging="2595"/>
         <w:rPr>
           <w:rFonts w:asciiTheme="minorBidi" w:hAnsiTheme="minorBidi"/>
           <w:sz w:val="16"/>
@@ -973,13 +929,13 @@
         <mc:AlternateContent>
           <mc:Choice Requires="wps">
             <w:drawing>
-              <wp:anchor distT="0" distB="0" distL="114300" distR="114300" simplePos="0" relativeHeight="251667456" behindDoc="0" locked="0" layoutInCell="1" allowOverlap="1" wp14:anchorId="2858EDA7" wp14:editId="2D7C85F1">
+              <wp:anchor distT="0" distB="0" distL="114300" distR="114300" simplePos="0" relativeHeight="251667456" behindDoc="0" locked="0" layoutInCell="1" allowOverlap="1" wp14:anchorId="2858EDA7" wp14:editId="1B134CC3">
                 <wp:simplePos x="0" y="0"/>
                 <wp:positionH relativeFrom="column">
                   <wp:posOffset>-772795</wp:posOffset>
                 </wp:positionH>
                 <wp:positionV relativeFrom="page">
-                  <wp:posOffset>3377035</wp:posOffset>
+                  <wp:posOffset>3254044</wp:posOffset>
                 </wp:positionV>
                 <wp:extent cx="7024370" cy="0"/>
                 <wp:effectExtent l="0" t="0" r="0" b="0"/>
@@ -1026,7 +982,7 @@
           </mc:Choice>
           <mc:Fallback>
             <w:pict>
-              <v:line w14:anchorId="14AA0D99" id="Straight Connector 2" o:spid="_x0000_s1026" style="position:absolute;z-index:251667456;visibility:visible;mso-wrap-style:square;mso-width-percent:0;mso-wrap-distance-left:9pt;mso-wrap-distance-top:0;mso-wrap-distance-right:9pt;mso-wrap-distance-bottom:0;mso-position-horizontal:absolute;mso-position-horizontal-relative:text;mso-position-vertical:absolute;mso-position-vertical-relative:page;mso-width-percent:0;mso-width-relative:margin" from="-60.85pt,265.9pt" to="492.25pt,265.9pt" o:gfxdata="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" strokecolor="black [3200]" strokeweight="1.5pt">
+              <v:line w14:anchorId="516EF7F6" id="Straight Connector 2" o:spid="_x0000_s1026" style="position:absolute;z-index:251667456;visibility:visible;mso-wrap-style:square;mso-width-percent:0;mso-wrap-distance-left:9pt;mso-wrap-distance-top:0;mso-wrap-distance-right:9pt;mso-wrap-distance-bottom:0;mso-position-horizontal:absolute;mso-position-horizontal-relative:text;mso-position-vertical:absolute;mso-position-vertical-relative:page;mso-width-percent:0;mso-width-relative:margin" from="-60.85pt,256.2pt" to="492.25pt,256.2pt" o:gfxdata="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" strokecolor="black [3200]" strokeweight="1.5pt">
                 <v:stroke joinstyle="miter"/>
                 <w10:wrap type="topAndBottom" anchory="page"/>
               </v:line>
@@ -1037,117 +993,145 @@
       <w:r>
         <w:rPr>
           <w:rFonts w:asciiTheme="minorBidi" w:hAnsiTheme="minorBidi"/>
-          <w:sz w:val="16"/>
-          <w:szCs w:val="16"/>
-        </w:rPr>
-        <w:t xml:space="preserve">Feb 2021 </w:t>
-      </w:r>
-      <w:r>
-        <w:rPr>
-          <w:rFonts w:asciiTheme="minorBidi" w:hAnsiTheme="minorBidi"/>
-          <w:sz w:val="16"/>
-          <w:szCs w:val="16"/>
-        </w:rPr>
-        <w:t>–– Nov 2025</w:t>
-      </w:r>
-      <w:r>
-        <w:rPr>
-          <w:rFonts w:asciiTheme="minorBidi" w:hAnsiTheme="minorBidi"/>
-          <w:sz w:val="16"/>
-          <w:szCs w:val="16"/>
-        </w:rPr>
-        <w:tab/>
-      </w:r>
-      <w:r>
-        <w:rPr>
-          <w:rFonts w:asciiTheme="minorBidi" w:hAnsiTheme="minorBidi"/>
-          <w:sz w:val="16"/>
-          <w:szCs w:val="16"/>
-        </w:rPr>
-        <w:tab/>
-      </w:r>
-      <w:r>
-        <w:rPr>
-          <w:rFonts w:asciiTheme="minorBidi" w:hAnsiTheme="minorBidi"/>
-          <w:sz w:val="16"/>
-          <w:szCs w:val="16"/>
-        </w:rPr>
-        <w:t>very good</w:t>
-      </w:r>
-      <w:r>
-        <w:rPr>
-          <w:rFonts w:asciiTheme="minorBidi" w:hAnsiTheme="minorBidi"/>
-          <w:sz w:val="16"/>
-          <w:szCs w:val="16"/>
-        </w:rPr>
-        <w:t>,</w:t>
-      </w:r>
-      <w:r>
+          <w:b/>
+          <w:bCs/>
+          <w:sz w:val="16"/>
+          <w:szCs w:val="16"/>
+        </w:rPr>
+        <w:t>Education</w:t>
+      </w:r>
+      <w:r>
+        <w:rPr>
+          <w:rFonts w:asciiTheme="minorBidi" w:hAnsiTheme="minorBidi"/>
+          <w:b/>
+          <w:bCs/>
+          <w:sz w:val="16"/>
+          <w:szCs w:val="16"/>
+          <w:rtl/>
+        </w:rPr>
+        <w:tab/>
+      </w:r>
+      <w:r>
+        <w:rPr>
+          <w:rFonts w:asciiTheme="minorBidi" w:hAnsiTheme="minorBidi"/>
+          <w:b/>
+          <w:bCs/>
+          <w:sz w:val="16"/>
+          <w:szCs w:val="16"/>
+        </w:rPr>
+        <w:t>Higher Institute of Computers and Information</w:t>
+      </w:r>
+      <w:r>
+        <w:rPr>
+          <w:rFonts w:asciiTheme="minorBidi" w:hAnsiTheme="minorBidi"/>
+          <w:sz w:val="16"/>
+          <w:szCs w:val="16"/>
+        </w:rPr>
         <w:t xml:space="preserve"> </w:t>
       </w:r>
       <w:r>
         <w:rPr>
           <w:rFonts w:asciiTheme="minorBidi" w:hAnsiTheme="minorBidi"/>
-          <w:sz w:val="16"/>
-          <w:szCs w:val="16"/>
-        </w:rPr>
-        <w:t>Higher Institute of Computers and Information</w:t>
-      </w:r>
-      <w:r>
-        <w:rPr>
-          <w:rFonts w:asciiTheme="minorBidi" w:hAnsiTheme="minorBidi"/>
-          <w:sz w:val="16"/>
-          <w:szCs w:val="16"/>
-        </w:rPr>
-        <w:tab/>
-      </w:r>
-      <w:r>
-        <w:rPr>
-          <w:rFonts w:asciiTheme="minorBidi" w:hAnsiTheme="minorBidi"/>
-          <w:sz w:val="16"/>
-          <w:szCs w:val="16"/>
-        </w:rPr>
-        <w:tab/>
-      </w:r>
-      <w:r>
-        <w:rPr>
-          <w:rFonts w:asciiTheme="minorBidi" w:hAnsiTheme="minorBidi"/>
-          <w:sz w:val="16"/>
-          <w:szCs w:val="16"/>
-        </w:rPr>
-        <w:tab/>
-      </w:r>
-      <w:r>
-        <w:rPr>
-          <w:rFonts w:asciiTheme="minorBidi" w:hAnsiTheme="minorBidi"/>
-          <w:sz w:val="16"/>
-          <w:szCs w:val="16"/>
-        </w:rPr>
-        <w:tab/>
-      </w:r>
-      <w:r>
-        <w:rPr>
-          <w:rFonts w:asciiTheme="minorBidi" w:hAnsiTheme="minorBidi"/>
-          <w:sz w:val="16"/>
-          <w:szCs w:val="16"/>
-        </w:rPr>
-        <w:tab/>
-      </w:r>
-      <w:r>
-        <w:rPr>
-          <w:rFonts w:asciiTheme="minorBidi" w:hAnsiTheme="minorBidi"/>
-          <w:sz w:val="16"/>
-          <w:szCs w:val="16"/>
-        </w:rPr>
-        <w:tab/>
-      </w:r>
-      <w:r>
-        <w:rPr>
-          <w:rFonts w:asciiTheme="minorBidi" w:hAnsiTheme="minorBidi"/>
-          <w:sz w:val="16"/>
-          <w:szCs w:val="16"/>
-        </w:rPr>
-        <w:t>Tanta</w:t>
+          <w:b/>
+          <w:bCs/>
+          <w:sz w:val="16"/>
+          <w:szCs w:val="16"/>
+        </w:rPr>
+        <w:t>Tanta, Gharbia Governorate, Egypt</w:t>
+      </w:r>
+      <w:r>
+        <w:rPr>
+          <w:rFonts w:asciiTheme="minorBidi" w:hAnsiTheme="minorBidi"/>
+          <w:b/>
+          <w:bCs/>
+          <w:sz w:val="16"/>
+          <w:szCs w:val="16"/>
+        </w:rPr>
+        <w:t xml:space="preserve">                                   </w:t>
+      </w:r>
+      <w:r>
+        <w:rPr>
+          <w:rFonts w:asciiTheme="minorBidi" w:hAnsiTheme="minorBidi"/>
+          <w:b/>
+          <w:bCs/>
+          <w:sz w:val="16"/>
+          <w:szCs w:val="16"/>
+        </w:rPr>
+        <w:t>February 2021 – November 2025</w:t>
+      </w:r>
+      <w:r>
+        <w:rPr>
+          <w:rFonts w:asciiTheme="minorBidi" w:hAnsiTheme="minorBidi"/>
+          <w:sz w:val="16"/>
+          <w:szCs w:val="16"/>
+        </w:rPr>
+        <w:t xml:space="preserve"> </w:t>
+      </w:r>
+      <w:r>
+        <w:rPr>
+          <w:rFonts w:asciiTheme="minorBidi" w:hAnsiTheme="minorBidi"/>
+          <w:sz w:val="16"/>
+          <w:szCs w:val="16"/>
+          <w:rtl/>
+        </w:rPr>
+        <w:tab/>
+      </w:r>
+      <w:r>
+        <w:rPr>
+          <w:rFonts w:asciiTheme="minorBidi" w:hAnsiTheme="minorBidi"/>
+          <w:sz w:val="16"/>
+          <w:szCs w:val="16"/>
+          <w:rtl/>
+        </w:rPr>
+        <w:tab/>
+      </w:r>
+      <w:r>
+        <w:rPr>
+          <w:rFonts w:asciiTheme="minorBidi" w:hAnsiTheme="minorBidi"/>
+          <w:sz w:val="16"/>
+          <w:szCs w:val="16"/>
+          <w:rtl/>
+        </w:rPr>
+        <w:tab/>
+      </w:r>
+      <w:r>
+        <w:rPr>
+          <w:rFonts w:asciiTheme="minorBidi" w:hAnsiTheme="minorBidi"/>
+          <w:sz w:val="16"/>
+          <w:szCs w:val="16"/>
+          <w:rtl/>
+        </w:rPr>
+        <w:tab/>
+      </w:r>
+      <w:r>
+        <w:rPr>
+          <w:rFonts w:asciiTheme="minorBidi" w:hAnsiTheme="minorBidi"/>
+          <w:sz w:val="16"/>
+          <w:szCs w:val="16"/>
+        </w:rPr>
+        <w:t>Grade: Very Good</w:t>
+      </w:r>
+    </w:p>
+    <w:p>
+      <w:pPr>
+        <w:ind w:left="1443" w:right="-1152" w:hanging="2595"/>
+        <w:rPr>
+          <w:rFonts w:asciiTheme="minorBidi" w:hAnsiTheme="minorBidi"/>
+          <w:b/>
+          <w:bCs/>
+          <w:sz w:val="16"/>
+          <w:szCs w:val="16"/>
+        </w:rPr>
+      </w:pPr>
+      <w:r>
+        <w:rPr>
+          <w:rFonts w:asciiTheme="minorBidi" w:hAnsiTheme="minorBidi"/>
+          <w:b/>
+          <w:bCs/>
+          <w:sz w:val="16"/>
+          <w:szCs w:val="16"/>
+        </w:rPr>
+        <w:t>Key Strengths</w:t>
       </w:r>
     </w:p>
     <w:p>
@@ -1162,310 +1146,6 @@
       <w:r>
         <w:rPr>
           <w:rFonts w:asciiTheme="minorBidi" w:hAnsiTheme="minorBidi"/>
-          <w:b/>
-          <w:bCs/>
-          <w:sz w:val="16"/>
-          <w:szCs w:val="16"/>
-        </w:rPr>
-        <w:t>Skills</w:t>
-      </w:r>
-      <w:r>
-        <w:rPr>
-          <w:rFonts w:asciiTheme="minorBidi" w:hAnsiTheme="minorBidi"/>
-          <w:b/>
-          <w:bCs/>
-          <w:sz w:val="16"/>
-          <w:szCs w:val="16"/>
-        </w:rPr>
-        <w:t xml:space="preserve"> </w:t>
-      </w:r>
-      <w:r>
-        <w:rPr>
-          <w:rFonts w:asciiTheme="minorBidi" w:hAnsiTheme="minorBidi"/>
-          <w:b/>
-          <w:bCs/>
-          <w:sz w:val="16"/>
-          <w:szCs w:val="16"/>
-        </w:rPr>
-        <w:tab/>
-      </w:r>
-      <w:r>
-        <w:rPr>
-          <w:rFonts w:asciiTheme="minorBidi" w:hAnsiTheme="minorBidi"/>
-          <w:b/>
-          <w:bCs/>
-          <w:sz w:val="16"/>
-          <w:szCs w:val="16"/>
-        </w:rPr>
-        <w:tab/>
-      </w:r>
-      <w:r>
-        <w:rPr>
-          <w:rFonts w:asciiTheme="minorBidi" w:hAnsiTheme="minorBidi"/>
-          <w:b/>
-          <w:bCs/>
-          <w:sz w:val="16"/>
-          <w:szCs w:val="16"/>
-        </w:rPr>
-        <w:tab/>
-      </w:r>
-      <w:r>
-        <w:rPr>
-          <w:rFonts w:asciiTheme="minorBidi" w:hAnsiTheme="minorBidi"/>
-          <w:sz w:val="16"/>
-          <w:szCs w:val="16"/>
-        </w:rPr>
-        <w:t>Time Management</w:t>
-      </w:r>
-      <w:r>
-        <w:rPr>
-          <w:rFonts w:asciiTheme="minorBidi" w:hAnsiTheme="minorBidi"/>
-          <w:sz w:val="16"/>
-          <w:szCs w:val="16"/>
-        </w:rPr>
-        <w:t xml:space="preserve"> </w:t>
-      </w:r>
-      <w:r>
-        <w:rPr>
-          <w:rFonts w:asciiTheme="minorBidi" w:hAnsiTheme="minorBidi"/>
-          <w:sz w:val="16"/>
-          <w:szCs w:val="16"/>
-        </w:rPr>
-        <w:tab/>
-      </w:r>
-      <w:r>
-        <w:rPr>
-          <w:rFonts w:asciiTheme="minorBidi" w:hAnsiTheme="minorBidi"/>
-          <w:sz w:val="16"/>
-          <w:szCs w:val="16"/>
-        </w:rPr>
-        <w:tab/>
-      </w:r>
-      <w:r>
-        <w:rPr>
-          <w:rFonts w:asciiTheme="minorBidi" w:hAnsiTheme="minorBidi"/>
-          <w:sz w:val="16"/>
-          <w:szCs w:val="16"/>
-        </w:rPr>
-        <w:tab/>
-      </w:r>
-      <w:r>
-        <w:rPr>
-          <w:rFonts w:asciiTheme="minorBidi" w:hAnsiTheme="minorBidi"/>
-          <w:sz w:val="16"/>
-          <w:szCs w:val="16"/>
-        </w:rPr>
-        <w:tab/>
-      </w:r>
-      <w:r>
-        <w:rPr>
-          <w:rFonts w:asciiTheme="minorBidi" w:hAnsiTheme="minorBidi"/>
-          <w:sz w:val="16"/>
-          <w:szCs w:val="16"/>
-        </w:rPr>
-        <w:tab/>
-      </w:r>
-      <w:r>
-        <w:rPr>
-          <w:rFonts w:asciiTheme="minorBidi" w:hAnsiTheme="minorBidi"/>
-          <w:sz w:val="16"/>
-          <w:szCs w:val="16"/>
-        </w:rPr>
-        <w:tab/>
-      </w:r>
-      <w:r>
-        <w:rPr>
-          <w:rFonts w:asciiTheme="minorBidi" w:hAnsiTheme="minorBidi"/>
-          <w:sz w:val="16"/>
-          <w:szCs w:val="16"/>
-        </w:rPr>
-        <w:tab/>
-      </w:r>
-      <w:r>
-        <w:rPr>
-          <w:rFonts w:asciiTheme="minorBidi" w:hAnsiTheme="minorBidi"/>
-          <w:sz w:val="16"/>
-          <w:szCs w:val="16"/>
-        </w:rPr>
-        <w:t>Motivated</w:t>
-      </w:r>
-      <w:r>
-        <w:rPr>
-          <w:rFonts w:asciiTheme="minorBidi" w:hAnsiTheme="minorBidi"/>
-          <w:sz w:val="16"/>
-          <w:szCs w:val="16"/>
-        </w:rPr>
-        <w:tab/>
-      </w:r>
-      <w:r>
-        <w:rPr>
-          <w:rFonts w:asciiTheme="minorBidi" w:hAnsiTheme="minorBidi"/>
-          <w:sz w:val="16"/>
-          <w:szCs w:val="16"/>
-        </w:rPr>
-        <w:tab/>
-      </w:r>
-    </w:p>
-    <w:p>
-      <w:pPr>
-        <w:ind w:left="720" w:right="-1152" w:firstLine="720"/>
-        <w:rPr>
-          <w:rFonts w:asciiTheme="minorBidi" w:hAnsiTheme="minorBidi"/>
-          <w:sz w:val="16"/>
-          <w:szCs w:val="16"/>
-        </w:rPr>
-      </w:pPr>
-      <w:r>
-        <w:rPr>
-          <w:rFonts w:asciiTheme="minorBidi" w:hAnsiTheme="minorBidi"/>
-          <w:sz w:val="16"/>
-          <w:szCs w:val="16"/>
-        </w:rPr>
-        <w:t>Web Performance Optimization</w:t>
-      </w:r>
-      <w:r>
-        <w:rPr>
-          <w:rFonts w:asciiTheme="minorBidi" w:hAnsiTheme="minorBidi"/>
-          <w:sz w:val="16"/>
-          <w:szCs w:val="16"/>
-        </w:rPr>
-        <w:t xml:space="preserve"> </w:t>
-      </w:r>
-      <w:r>
-        <w:rPr>
-          <w:rFonts w:asciiTheme="minorBidi" w:hAnsiTheme="minorBidi"/>
-          <w:sz w:val="16"/>
-          <w:szCs w:val="16"/>
-        </w:rPr>
-        <w:tab/>
-      </w:r>
-      <w:r>
-        <w:rPr>
-          <w:rFonts w:asciiTheme="minorBidi" w:hAnsiTheme="minorBidi"/>
-          <w:sz w:val="16"/>
-          <w:szCs w:val="16"/>
-        </w:rPr>
-        <w:tab/>
-      </w:r>
-      <w:r>
-        <w:rPr>
-          <w:rFonts w:asciiTheme="minorBidi" w:hAnsiTheme="minorBidi"/>
-          <w:sz w:val="16"/>
-          <w:szCs w:val="16"/>
-        </w:rPr>
-        <w:tab/>
-      </w:r>
-      <w:r>
-        <w:rPr>
-          <w:rFonts w:asciiTheme="minorBidi" w:hAnsiTheme="minorBidi"/>
-          <w:sz w:val="16"/>
-          <w:szCs w:val="16"/>
-        </w:rPr>
-        <w:tab/>
-      </w:r>
-      <w:r>
-        <w:rPr>
-          <w:rFonts w:asciiTheme="minorBidi" w:hAnsiTheme="minorBidi"/>
-          <w:sz w:val="16"/>
-          <w:szCs w:val="16"/>
-        </w:rPr>
-        <w:tab/>
-      </w:r>
-      <w:r>
-        <w:rPr>
-          <w:rFonts w:asciiTheme="minorBidi" w:hAnsiTheme="minorBidi"/>
-          <w:sz w:val="16"/>
-          <w:szCs w:val="16"/>
-        </w:rPr>
-        <w:t>Problem Solving &amp; Debugging</w:t>
-      </w:r>
-    </w:p>
-    <w:p>
-      <w:pPr>
-        <w:ind w:left="720" w:right="-1152" w:firstLine="720"/>
-        <w:rPr>
-          <w:rFonts w:asciiTheme="minorBidi" w:hAnsiTheme="minorBidi"/>
-          <w:sz w:val="16"/>
-          <w:szCs w:val="16"/>
-        </w:rPr>
-      </w:pPr>
-      <w:r>
-        <w:rPr>
-          <w:rFonts w:asciiTheme="minorBidi" w:hAnsiTheme="minorBidi"/>
-          <w:sz w:val="16"/>
-          <w:szCs w:val="16"/>
-        </w:rPr>
-        <w:t>Communication Skills</w:t>
-      </w:r>
-      <w:r>
-        <w:rPr>
-          <w:rFonts w:asciiTheme="minorBidi" w:hAnsiTheme="minorBidi"/>
-          <w:sz w:val="16"/>
-          <w:szCs w:val="16"/>
-        </w:rPr>
-        <w:tab/>
-      </w:r>
-      <w:r>
-        <w:rPr>
-          <w:rFonts w:asciiTheme="minorBidi" w:hAnsiTheme="minorBidi"/>
-          <w:sz w:val="16"/>
-          <w:szCs w:val="16"/>
-        </w:rPr>
-        <w:tab/>
-      </w:r>
-      <w:r>
-        <w:rPr>
-          <w:rFonts w:asciiTheme="minorBidi" w:hAnsiTheme="minorBidi"/>
-          <w:sz w:val="16"/>
-          <w:szCs w:val="16"/>
-        </w:rPr>
-        <w:tab/>
-      </w:r>
-      <w:r>
-        <w:rPr>
-          <w:rFonts w:asciiTheme="minorBidi" w:hAnsiTheme="minorBidi"/>
-          <w:sz w:val="16"/>
-          <w:szCs w:val="16"/>
-        </w:rPr>
-        <w:tab/>
-      </w:r>
-      <w:r>
-        <w:rPr>
-          <w:rFonts w:asciiTheme="minorBidi" w:hAnsiTheme="minorBidi"/>
-          <w:sz w:val="16"/>
-          <w:szCs w:val="16"/>
-        </w:rPr>
-        <w:tab/>
-      </w:r>
-      <w:r>
-        <w:rPr>
-          <w:rFonts w:asciiTheme="minorBidi" w:hAnsiTheme="minorBidi"/>
-          <w:sz w:val="16"/>
-          <w:szCs w:val="16"/>
-        </w:rPr>
-        <w:tab/>
-      </w:r>
-      <w:r>
-        <w:rPr>
-          <w:rFonts w:asciiTheme="minorBidi" w:hAnsiTheme="minorBidi"/>
-          <w:sz w:val="16"/>
-          <w:szCs w:val="16"/>
-        </w:rPr>
-        <w:t>Team Collaboration</w:t>
-      </w:r>
-    </w:p>
-    <w:p>
-      <w:pPr>
-        <w:ind w:left="720" w:right="-1152" w:firstLine="720"/>
-        <w:rPr>
-          <w:rFonts w:asciiTheme="minorBidi" w:hAnsiTheme="minorBidi"/>
-          <w:sz w:val="16"/>
-          <w:szCs w:val="16"/>
-        </w:rPr>
-      </w:pPr>
-      <w:r>
-        <w:rPr>
-          <w:rFonts w:asciiTheme="minorBidi" w:hAnsiTheme="minorBidi"/>
           <w:noProof/>
           <w:sz w:val="16"/>
           <w:szCs w:val="16"/>
@@ -1473,13 +1153,13 @@
         <mc:AlternateContent>
           <mc:Choice Requires="wps">
             <w:drawing>
-              <wp:anchor distT="0" distB="0" distL="114300" distR="114300" simplePos="0" relativeHeight="251669504" behindDoc="0" locked="0" layoutInCell="1" allowOverlap="1" wp14:anchorId="029C6D48" wp14:editId="2A990E54">
+              <wp:anchor distT="0" distB="0" distL="114300" distR="114300" simplePos="0" relativeHeight="251669504" behindDoc="0" locked="0" layoutInCell="1" allowOverlap="1" wp14:anchorId="029C6D48" wp14:editId="19866071">
                 <wp:simplePos x="0" y="0"/>
                 <wp:positionH relativeFrom="column">
                   <wp:posOffset>-777875</wp:posOffset>
                 </wp:positionH>
                 <wp:positionV relativeFrom="page">
-                  <wp:posOffset>4310489</wp:posOffset>
+                  <wp:posOffset>3734766</wp:posOffset>
                 </wp:positionV>
                 <wp:extent cx="7024370" cy="0"/>
                 <wp:effectExtent l="0" t="0" r="0" b="0"/>
@@ -1526,7 +1206,7 @@
           </mc:Choice>
           <mc:Fallback>
             <w:pict>
-              <v:line w14:anchorId="2BE22AE5" id="Straight Connector 2" o:spid="_x0000_s1026" style="position:absolute;z-index:251669504;visibility:visible;mso-wrap-style:square;mso-width-percent:0;mso-wrap-distance-left:9pt;mso-wrap-distance-top:0;mso-wrap-distance-right:9pt;mso-wrap-distance-bottom:0;mso-position-horizontal:absolute;mso-position-horizontal-relative:text;mso-position-vertical:absolute;mso-position-vertical-relative:page;mso-width-percent:0;mso-width-relative:margin" from="-61.25pt,339.4pt" to="491.85pt,339.4pt" o:gfxdata="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" strokecolor="black [3200]" strokeweight="1.5pt">
+              <v:line w14:anchorId="1E6BB994" id="Straight Connector 2" o:spid="_x0000_s1026" style="position:absolute;z-index:251669504;visibility:visible;mso-wrap-style:square;mso-width-percent:0;mso-wrap-distance-left:9pt;mso-wrap-distance-top:0;mso-wrap-distance-right:9pt;mso-wrap-distance-bottom:0;mso-position-horizontal:absolute;mso-position-horizontal-relative:text;mso-position-vertical:absolute;mso-position-vertical-relative:page;mso-width-percent:0;mso-width-relative:margin" from="-61.25pt,294.1pt" to="491.85pt,294.1pt" o:gfxdata="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" strokecolor="black [3200]" strokeweight="1.5pt">
                 <v:stroke joinstyle="miter"/>
                 <w10:wrap type="topAndBottom" anchory="page"/>
               </v:line>
@@ -1540,71 +1220,7 @@
           <w:sz w:val="16"/>
           <w:szCs w:val="16"/>
         </w:rPr>
-        <w:t>Self-Stude</w:t>
-      </w:r>
-      <w:r>
-        <w:rPr>
-          <w:rFonts w:asciiTheme="minorBidi" w:hAnsiTheme="minorBidi"/>
-          <w:sz w:val="16"/>
-          <w:szCs w:val="16"/>
-        </w:rPr>
-        <w:tab/>
-      </w:r>
-      <w:r>
-        <w:rPr>
-          <w:rFonts w:asciiTheme="minorBidi" w:hAnsiTheme="minorBidi"/>
-          <w:sz w:val="16"/>
-          <w:szCs w:val="16"/>
-        </w:rPr>
-        <w:tab/>
-      </w:r>
-      <w:r>
-        <w:rPr>
-          <w:rFonts w:asciiTheme="minorBidi" w:hAnsiTheme="minorBidi"/>
-          <w:sz w:val="16"/>
-          <w:szCs w:val="16"/>
-        </w:rPr>
-        <w:tab/>
-      </w:r>
-      <w:r>
-        <w:rPr>
-          <w:rFonts w:asciiTheme="minorBidi" w:hAnsiTheme="minorBidi"/>
-          <w:sz w:val="16"/>
-          <w:szCs w:val="16"/>
-        </w:rPr>
-        <w:tab/>
-      </w:r>
-      <w:r>
-        <w:rPr>
-          <w:rFonts w:asciiTheme="minorBidi" w:hAnsiTheme="minorBidi"/>
-          <w:sz w:val="16"/>
-          <w:szCs w:val="16"/>
-        </w:rPr>
-        <w:tab/>
-      </w:r>
-      <w:r>
-        <w:rPr>
-          <w:rFonts w:asciiTheme="minorBidi" w:hAnsiTheme="minorBidi"/>
-          <w:sz w:val="16"/>
-          <w:szCs w:val="16"/>
-        </w:rPr>
-        <w:tab/>
-      </w:r>
-      <w:r>
-        <w:rPr>
-          <w:rFonts w:asciiTheme="minorBidi" w:hAnsiTheme="minorBidi"/>
-          <w:sz w:val="16"/>
-          <w:szCs w:val="16"/>
-        </w:rPr>
-        <w:tab/>
-      </w:r>
-      <w:r>
-        <w:rPr>
-          <w:rFonts w:asciiTheme="minorBidi" w:hAnsiTheme="minorBidi"/>
-          <w:sz w:val="16"/>
-          <w:szCs w:val="16"/>
-        </w:rPr>
-        <w:t>Adaptability</w:t>
+        <w:t>• Time Management • Problem Solving • Communication Skills • Team Collaboration • Adaptability • Learning Agility • Creativity • Self-Study • Motivated</w:t>
       </w:r>
     </w:p>
     <w:p>
@@ -1612,20 +1228,12 @@
         <w:ind w:left="-1152" w:right="-1152"/>
         <w:rPr>
           <w:rFonts w:asciiTheme="minorBidi" w:hAnsiTheme="minorBidi"/>
-          <w:sz w:val="16"/>
-          <w:szCs w:val="16"/>
-        </w:rPr>
-      </w:pPr>
-      <w:r>
-        <w:rPr>
-          <w:rFonts w:asciiTheme="minorBidi" w:hAnsiTheme="minorBidi"/>
           <w:b/>
           <w:bCs/>
           <w:sz w:val="16"/>
           <w:szCs w:val="16"/>
         </w:rPr>
-        <w:t>Technical Skills</w:t>
-      </w:r>
+      </w:pPr>
       <w:r>
         <w:rPr>
           <w:rFonts w:asciiTheme="minorBidi" w:hAnsiTheme="minorBidi"/>
@@ -1633,9 +1241,8 @@
           <w:bCs/>
           <w:sz w:val="16"/>
           <w:szCs w:val="16"/>
-          <w:rtl/>
-        </w:rPr>
-        <w:tab/>
+        </w:rPr>
+        <w:t>Skills</w:t>
       </w:r>
       <w:r>
         <w:rPr>
@@ -1644,63 +1251,87 @@
           <w:bCs/>
           <w:sz w:val="16"/>
           <w:szCs w:val="16"/>
-          <w:rtl/>
-        </w:rPr>
-        <w:tab/>
-      </w:r>
-      <w:r>
-        <w:rPr>
-          <w:rFonts w:asciiTheme="minorBidi" w:hAnsiTheme="minorBidi"/>
-          <w:sz w:val="16"/>
-          <w:szCs w:val="16"/>
-        </w:rPr>
-        <w:t xml:space="preserve">Front End Developer </w:t>
-      </w:r>
-      <w:r>
-        <w:rPr>
-          <w:rFonts w:asciiTheme="minorBidi" w:hAnsiTheme="minorBidi"/>
-          <w:sz w:val="16"/>
-          <w:szCs w:val="16"/>
-        </w:rPr>
-        <w:tab/>
-      </w:r>
-      <w:r>
-        <w:rPr>
-          <w:rFonts w:asciiTheme="minorBidi" w:hAnsiTheme="minorBidi"/>
-          <w:sz w:val="16"/>
-          <w:szCs w:val="16"/>
-        </w:rPr>
-        <w:tab/>
-      </w:r>
-      <w:r>
-        <w:rPr>
-          <w:rFonts w:asciiTheme="minorBidi" w:hAnsiTheme="minorBidi"/>
-          <w:sz w:val="16"/>
-          <w:szCs w:val="16"/>
-        </w:rPr>
-        <w:tab/>
-      </w:r>
-      <w:r>
-        <w:rPr>
-          <w:rFonts w:asciiTheme="minorBidi" w:hAnsiTheme="minorBidi"/>
-          <w:sz w:val="16"/>
-          <w:szCs w:val="16"/>
-        </w:rPr>
-        <w:t xml:space="preserve">Back End Developer </w:t>
-      </w:r>
-      <w:r>
-        <w:rPr>
-          <w:rFonts w:asciiTheme="minorBidi" w:hAnsiTheme="minorBidi"/>
-          <w:sz w:val="16"/>
-          <w:szCs w:val="16"/>
-        </w:rPr>
-        <w:tab/>
-        <w:t>UI/UX Web Design</w:t>
+        </w:rPr>
+        <w:t xml:space="preserve">                                              </w:t>
+      </w:r>
+      <w:r>
+        <w:rPr>
+          <w:rFonts w:asciiTheme="minorBidi" w:hAnsiTheme="minorBidi"/>
+          <w:sz w:val="16"/>
+          <w:szCs w:val="16"/>
+        </w:rPr>
+        <w:t>Front End Developer</w:t>
+      </w:r>
+      <w:r>
+        <w:rPr>
+          <w:rFonts w:asciiTheme="minorBidi" w:hAnsiTheme="minorBidi"/>
+          <w:sz w:val="16"/>
+          <w:szCs w:val="16"/>
+        </w:rPr>
+        <w:t xml:space="preserve"> : </w:t>
+      </w:r>
+      <w:r>
+        <w:rPr>
+          <w:rFonts w:asciiTheme="minorBidi" w:hAnsiTheme="minorBidi"/>
+          <w:sz w:val="16"/>
+          <w:szCs w:val="16"/>
+        </w:rPr>
+        <w:t>HTML5, CSS3, JavaScript, Bootstrap, jQuery, Tailwind CSS, React, Git, GitHub</w:t>
+      </w:r>
+      <w:r>
+        <w:rPr>
+          <w:rFonts w:asciiTheme="minorBidi" w:hAnsiTheme="minorBidi"/>
+          <w:sz w:val="16"/>
+          <w:szCs w:val="16"/>
+        </w:rPr>
+        <w:t>,</w:t>
+      </w:r>
+      <w:r>
+        <w:rPr>
+          <w:rFonts w:asciiTheme="minorBidi" w:hAnsiTheme="minorBidi"/>
+          <w:sz w:val="16"/>
+          <w:szCs w:val="16"/>
+        </w:rPr>
+        <w:t xml:space="preserve"> </w:t>
+      </w:r>
+      <w:r>
+        <w:rPr>
+          <w:rFonts w:asciiTheme="minorBidi" w:hAnsiTheme="minorBidi"/>
+          <w:sz w:val="16"/>
+          <w:szCs w:val="16"/>
+        </w:rPr>
+        <w:t>Firebase</w:t>
+      </w:r>
+      <w:r>
+        <w:rPr>
+          <w:rFonts w:asciiTheme="minorBidi" w:hAnsiTheme="minorBidi"/>
+          <w:sz w:val="16"/>
+          <w:szCs w:val="16"/>
+        </w:rPr>
+        <w:t>,</w:t>
+      </w:r>
+      <w:r>
+        <w:rPr>
+          <w:rFonts w:asciiTheme="minorBidi" w:hAnsiTheme="minorBidi"/>
+          <w:kern w:val="0"/>
+          <w:sz w:val="16"/>
+          <w:szCs w:val="16"/>
+          <w14:ligatures w14:val="none"/>
+        </w:rPr>
+        <w:t xml:space="preserve"> </w:t>
+      </w:r>
+      <w:r>
+        <w:rPr>
+          <w:rFonts w:asciiTheme="minorBidi" w:hAnsiTheme="minorBidi"/>
+          <w:sz w:val="16"/>
+          <w:szCs w:val="16"/>
+        </w:rPr>
+        <w:t>Vercel</w:t>
       </w:r>
     </w:p>
     <w:p>
       <w:pPr>
-        <w:ind w:right="-1152"/>
+        <w:ind w:left="720" w:right="-1152"/>
         <w:rPr>
           <w:rFonts w:asciiTheme="minorBidi" w:hAnsiTheme="minorBidi"/>
           <w:sz w:val="16"/>
@@ -1713,141 +1344,36 @@
           <w:sz w:val="16"/>
           <w:szCs w:val="16"/>
         </w:rPr>
-        <w:tab/>
-      </w:r>
-      <w:r>
-        <w:rPr>
-          <w:rFonts w:asciiTheme="minorBidi" w:hAnsiTheme="minorBidi"/>
-          <w:sz w:val="16"/>
-          <w:szCs w:val="16"/>
-        </w:rPr>
-        <w:tab/>
-        <w:t>HTML</w:t>
-      </w:r>
-      <w:r>
-        <w:rPr>
-          <w:rFonts w:asciiTheme="minorBidi" w:hAnsiTheme="minorBidi"/>
-          <w:sz w:val="16"/>
-          <w:szCs w:val="16"/>
-        </w:rPr>
-        <w:t>, CSS, JS</w:t>
-      </w:r>
-      <w:r>
-        <w:rPr>
-          <w:rFonts w:asciiTheme="minorBidi" w:hAnsiTheme="minorBidi"/>
-          <w:sz w:val="16"/>
-          <w:szCs w:val="16"/>
-        </w:rPr>
-        <w:t xml:space="preserve"> </w:t>
-      </w:r>
-      <w:r>
-        <w:rPr>
-          <w:rFonts w:asciiTheme="minorBidi" w:hAnsiTheme="minorBidi"/>
-          <w:sz w:val="16"/>
-          <w:szCs w:val="16"/>
-        </w:rPr>
-        <w:t>Bootstrap,</w:t>
-      </w:r>
-      <w:r>
-        <w:rPr>
-          <w:rFonts w:asciiTheme="minorBidi" w:hAnsiTheme="minorBidi"/>
-          <w:sz w:val="16"/>
-          <w:szCs w:val="16"/>
-        </w:rPr>
-        <w:t xml:space="preserve"> </w:t>
-      </w:r>
-      <w:r>
-        <w:rPr>
-          <w:rFonts w:asciiTheme="minorBidi" w:hAnsiTheme="minorBidi"/>
-          <w:sz w:val="16"/>
-          <w:szCs w:val="16"/>
-        </w:rPr>
-        <w:t>jQuery</w:t>
-      </w:r>
-      <w:r>
-        <w:rPr>
-          <w:rFonts w:asciiTheme="minorBidi" w:hAnsiTheme="minorBidi"/>
-          <w:sz w:val="16"/>
-          <w:szCs w:val="16"/>
-        </w:rPr>
-        <w:tab/>
-      </w:r>
-      <w:r>
-        <w:rPr>
-          <w:rFonts w:asciiTheme="minorBidi" w:hAnsiTheme="minorBidi"/>
-          <w:sz w:val="16"/>
-          <w:szCs w:val="16"/>
-        </w:rPr>
-        <w:tab/>
-      </w:r>
-      <w:r>
-        <w:rPr>
-          <w:rFonts w:asciiTheme="minorBidi" w:hAnsiTheme="minorBidi"/>
-          <w:sz w:val="16"/>
-          <w:szCs w:val="16"/>
-        </w:rPr>
-        <w:t>PHP</w:t>
-      </w:r>
-      <w:r>
-        <w:rPr>
-          <w:rFonts w:asciiTheme="minorBidi" w:hAnsiTheme="minorBidi"/>
-          <w:sz w:val="16"/>
-          <w:szCs w:val="16"/>
-        </w:rPr>
-        <w:t>, My SQL</w:t>
-      </w:r>
-      <w:r>
-        <w:rPr>
-          <w:rFonts w:asciiTheme="minorBidi" w:hAnsiTheme="minorBidi"/>
-          <w:sz w:val="16"/>
-          <w:szCs w:val="16"/>
-        </w:rPr>
-        <w:tab/>
-      </w:r>
-      <w:r>
-        <w:rPr>
-          <w:rFonts w:asciiTheme="minorBidi" w:hAnsiTheme="minorBidi"/>
-          <w:sz w:val="16"/>
-          <w:szCs w:val="16"/>
-        </w:rPr>
-        <w:tab/>
-      </w:r>
-      <w:r>
-        <w:rPr>
-          <w:rFonts w:asciiTheme="minorBidi" w:hAnsiTheme="minorBidi"/>
-          <w:sz w:val="16"/>
-          <w:szCs w:val="16"/>
-        </w:rPr>
-        <w:t xml:space="preserve">Adobe </w:t>
-      </w:r>
-      <w:r>
-        <w:rPr>
-          <w:rFonts w:asciiTheme="minorBidi" w:hAnsiTheme="minorBidi"/>
-          <w:sz w:val="16"/>
-          <w:szCs w:val="16"/>
-        </w:rPr>
-        <w:t>Photoshop</w:t>
-      </w:r>
-      <w:r>
-        <w:rPr>
-          <w:rFonts w:asciiTheme="minorBidi" w:hAnsiTheme="minorBidi"/>
-          <w:sz w:val="16"/>
-          <w:szCs w:val="16"/>
-        </w:rPr>
-        <w:t xml:space="preserve">, </w:t>
-      </w:r>
-      <w:r>
-        <w:rPr>
-          <w:rFonts w:asciiTheme="minorBidi" w:hAnsiTheme="minorBidi"/>
-          <w:sz w:val="16"/>
-          <w:szCs w:val="16"/>
-        </w:rPr>
-        <w:t>Adobe Illustrator</w:t>
+        <w:t xml:space="preserve">              </w:t>
+      </w:r>
+      <w:r>
+        <w:rPr>
+          <w:rFonts w:asciiTheme="minorBidi" w:hAnsiTheme="minorBidi"/>
+          <w:sz w:val="16"/>
+          <w:szCs w:val="16"/>
+        </w:rPr>
+        <w:t>Back-End</w:t>
+      </w:r>
+      <w:r>
+        <w:rPr>
+          <w:rFonts w:asciiTheme="minorBidi" w:hAnsiTheme="minorBidi"/>
+          <w:sz w:val="16"/>
+          <w:szCs w:val="16"/>
+        </w:rPr>
+        <w:t xml:space="preserve"> : </w:t>
+      </w:r>
+      <w:r>
+        <w:rPr>
+          <w:rFonts w:asciiTheme="minorBidi" w:hAnsiTheme="minorBidi"/>
+          <w:sz w:val="16"/>
+          <w:szCs w:val="16"/>
+        </w:rPr>
+        <w:t>PHP, Laravel, MySQL</w:t>
       </w:r>
     </w:p>
     <w:p>
       <w:pPr>
-        <w:ind w:right="-1152"/>
+        <w:ind w:left="720" w:right="-1152"/>
         <w:rPr>
           <w:rFonts w:asciiTheme="minorBidi" w:hAnsiTheme="minorBidi"/>
           <w:sz w:val="16"/>
@@ -1864,13 +1390,13 @@
         <mc:AlternateContent>
           <mc:Choice Requires="wps">
             <w:drawing>
-              <wp:anchor distT="0" distB="0" distL="114300" distR="114300" simplePos="0" relativeHeight="251671552" behindDoc="0" locked="0" layoutInCell="1" allowOverlap="1" wp14:anchorId="1C23E871" wp14:editId="0105E46B">
+              <wp:anchor distT="0" distB="0" distL="114300" distR="114300" simplePos="0" relativeHeight="251671552" behindDoc="0" locked="0" layoutInCell="1" allowOverlap="1" wp14:anchorId="1C23E871" wp14:editId="1099A6AC">
                 <wp:simplePos x="0" y="0"/>
                 <wp:positionH relativeFrom="column">
-                  <wp:posOffset>-774595</wp:posOffset>
+                  <wp:posOffset>-774065</wp:posOffset>
                 </wp:positionH>
                 <wp:positionV relativeFrom="page">
-                  <wp:posOffset>4996180</wp:posOffset>
+                  <wp:posOffset>4446601</wp:posOffset>
                 </wp:positionV>
                 <wp:extent cx="7024370" cy="0"/>
                 <wp:effectExtent l="0" t="0" r="0" b="0"/>
@@ -1917,7 +1443,7 @@
           </mc:Choice>
           <mc:Fallback>
             <w:pict>
-              <v:line w14:anchorId="26801479" id="Straight Connector 2" o:spid="_x0000_s1026" style="position:absolute;z-index:251671552;visibility:visible;mso-wrap-style:square;mso-width-percent:0;mso-wrap-distance-left:9pt;mso-wrap-distance-top:0;mso-wrap-distance-right:9pt;mso-wrap-distance-bottom:0;mso-position-horizontal:absolute;mso-position-horizontal-relative:text;mso-position-vertical:absolute;mso-position-vertical-relative:page;mso-width-percent:0;mso-width-relative:margin" from="-61pt,393.4pt" to="492.1pt,393.4pt" o:gfxdata="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" strokecolor="black [3200]" strokeweight="1.5pt">
+              <v:line w14:anchorId="0E69AD76" id="Straight Connector 2" o:spid="_x0000_s1026" style="position:absolute;z-index:251671552;visibility:visible;mso-wrap-style:square;mso-width-percent:0;mso-wrap-distance-left:9pt;mso-wrap-distance-top:0;mso-wrap-distance-right:9pt;mso-wrap-distance-bottom:0;mso-position-horizontal:absolute;mso-position-horizontal-relative:text;mso-position-vertical:absolute;mso-position-vertical-relative:page;mso-width-percent:0;mso-width-relative:margin" from="-60.95pt,350.15pt" to="492.15pt,350.15pt" o:gfxdata="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" strokecolor="black [3200]" strokeweight="1.5pt">
                 <v:stroke joinstyle="miter"/>
                 <w10:wrap type="topAndBottom" anchory="page"/>
               </v:line>
@@ -1931,127 +1457,31 @@
           <w:sz w:val="16"/>
           <w:szCs w:val="16"/>
         </w:rPr>
-        <w:t xml:space="preserve"> </w:t>
-      </w:r>
-      <w:r>
-        <w:rPr>
-          <w:rFonts w:asciiTheme="minorBidi" w:hAnsiTheme="minorBidi"/>
-          <w:sz w:val="16"/>
-          <w:szCs w:val="16"/>
-        </w:rPr>
-        <w:tab/>
-      </w:r>
-      <w:r>
-        <w:rPr>
-          <w:rFonts w:asciiTheme="minorBidi" w:hAnsiTheme="minorBidi"/>
-          <w:sz w:val="16"/>
-          <w:szCs w:val="16"/>
-        </w:rPr>
-        <w:tab/>
-      </w:r>
-      <w:r>
-        <w:rPr>
-          <w:rFonts w:asciiTheme="minorBidi" w:hAnsiTheme="minorBidi"/>
-          <w:sz w:val="16"/>
-          <w:szCs w:val="16"/>
-        </w:rPr>
-        <w:t>Tailwind CSS</w:t>
-      </w:r>
-      <w:r>
-        <w:rPr>
-          <w:rFonts w:asciiTheme="minorBidi" w:hAnsiTheme="minorBidi"/>
-          <w:sz w:val="16"/>
-          <w:szCs w:val="16"/>
-        </w:rPr>
-        <w:t xml:space="preserve"> ,</w:t>
-      </w:r>
-      <w:r>
-        <w:rPr>
-          <w:rFonts w:asciiTheme="minorBidi" w:hAnsiTheme="minorBidi"/>
-          <w:sz w:val="16"/>
-          <w:szCs w:val="16"/>
-        </w:rPr>
-        <w:t xml:space="preserve">Git, GitHub, </w:t>
-      </w:r>
-      <w:r>
-        <w:rPr>
-          <w:rFonts w:asciiTheme="minorBidi" w:hAnsiTheme="minorBidi"/>
-          <w:sz w:val="16"/>
-          <w:szCs w:val="16"/>
-        </w:rPr>
-        <w:t xml:space="preserve">React </w:t>
-      </w:r>
-      <w:r>
-        <w:rPr>
-          <w:rFonts w:asciiTheme="minorBidi" w:hAnsiTheme="minorBidi"/>
-          <w:sz w:val="16"/>
-          <w:szCs w:val="16"/>
-        </w:rPr>
-        <w:tab/>
-      </w:r>
-      <w:r>
-        <w:rPr>
-          <w:rFonts w:asciiTheme="minorBidi" w:hAnsiTheme="minorBidi"/>
-          <w:sz w:val="16"/>
-          <w:szCs w:val="16"/>
-        </w:rPr>
-        <w:tab/>
-      </w:r>
-      <w:r>
-        <w:rPr>
-          <w:rFonts w:asciiTheme="minorBidi" w:hAnsiTheme="minorBidi"/>
-          <w:sz w:val="16"/>
-          <w:szCs w:val="16"/>
-        </w:rPr>
-        <w:t>Laravel</w:t>
-      </w:r>
-      <w:r>
-        <w:rPr>
-          <w:rFonts w:asciiTheme="minorBidi" w:hAnsiTheme="minorBidi"/>
-          <w:sz w:val="16"/>
-          <w:szCs w:val="16"/>
-        </w:rPr>
-        <w:tab/>
-      </w:r>
-      <w:r>
-        <w:rPr>
-          <w:rFonts w:asciiTheme="minorBidi" w:hAnsiTheme="minorBidi"/>
-          <w:sz w:val="16"/>
-          <w:szCs w:val="16"/>
-        </w:rPr>
-        <w:tab/>
-      </w:r>
-      <w:r>
-        <w:rPr>
-          <w:rFonts w:asciiTheme="minorBidi" w:hAnsiTheme="minorBidi"/>
-          <w:sz w:val="16"/>
-          <w:szCs w:val="16"/>
-        </w:rPr>
-        <w:tab/>
-      </w:r>
-      <w:r>
-        <w:rPr>
-          <w:rFonts w:asciiTheme="minorBidi" w:hAnsiTheme="minorBidi"/>
-          <w:sz w:val="16"/>
-          <w:szCs w:val="16"/>
-        </w:rPr>
-        <w:t>Adobe XD</w:t>
-      </w:r>
-      <w:r>
-        <w:rPr>
-          <w:rFonts w:asciiTheme="minorBidi" w:hAnsiTheme="minorBidi"/>
-          <w:sz w:val="16"/>
-          <w:szCs w:val="16"/>
-        </w:rPr>
-        <w:t xml:space="preserve">, </w:t>
-      </w:r>
-      <w:r>
-        <w:rPr>
-          <w:rFonts w:asciiTheme="minorBidi" w:hAnsiTheme="minorBidi"/>
-          <w:sz w:val="16"/>
-          <w:szCs w:val="16"/>
-        </w:rPr>
-        <w:t>Figma</w:t>
+        <w:t xml:space="preserve">              </w:t>
+      </w:r>
+      <w:r>
+        <w:rPr>
+          <w:rFonts w:asciiTheme="minorBidi" w:hAnsiTheme="minorBidi"/>
+          <w:sz w:val="16"/>
+          <w:szCs w:val="16"/>
+        </w:rPr>
+        <w:t>UI/UX Design</w:t>
+      </w:r>
+      <w:r>
+        <w:rPr>
+          <w:rFonts w:asciiTheme="minorBidi" w:hAnsiTheme="minorBidi"/>
+          <w:sz w:val="16"/>
+          <w:szCs w:val="16"/>
+        </w:rPr>
+        <w:t xml:space="preserve"> : </w:t>
+      </w:r>
+      <w:r>
+        <w:rPr>
+          <w:rFonts w:asciiTheme="minorBidi" w:hAnsiTheme="minorBidi"/>
+          <w:sz w:val="16"/>
+          <w:szCs w:val="16"/>
+        </w:rPr>
+        <w:t>Adobe Photoshop, Adobe Illustrator, Adobe XD, Figma</w:t>
       </w:r>
     </w:p>
     <w:p>
@@ -2091,7 +1521,15 @@
           <w:sz w:val="16"/>
           <w:szCs w:val="16"/>
         </w:rPr>
-        <w:t>Nov, 2024</w:t>
+        <w:t>November</w:t>
+      </w:r>
+      <w:r>
+        <w:rPr>
+          <w:rFonts w:asciiTheme="minorBidi" w:hAnsiTheme="minorBidi"/>
+          <w:sz w:val="16"/>
+          <w:szCs w:val="16"/>
+        </w:rPr>
+        <w:t>, 2024</w:t>
       </w:r>
       <w:r>
         <w:rPr>
@@ -2107,15 +1545,15 @@
           <w:sz w:val="16"/>
           <w:szCs w:val="16"/>
         </w:rPr>
-        <w:t>Jan, 2025</w:t>
-      </w:r>
-      <w:r>
-        <w:rPr>
-          <w:rFonts w:asciiTheme="minorBidi" w:hAnsiTheme="minorBidi"/>
-          <w:sz w:val="16"/>
-          <w:szCs w:val="16"/>
-        </w:rPr>
-        <w:tab/>
+        <w:t>January</w:t>
+      </w:r>
+      <w:r>
+        <w:rPr>
+          <w:rFonts w:asciiTheme="minorBidi" w:hAnsiTheme="minorBidi"/>
+          <w:sz w:val="16"/>
+          <w:szCs w:val="16"/>
+        </w:rPr>
+        <w:t>, 2025</w:t>
       </w:r>
       <w:r>
         <w:rPr>
@@ -2165,7 +1603,15 @@
           <w:sz w:val="16"/>
           <w:szCs w:val="16"/>
         </w:rPr>
-        <w:t>Nov, 2023</w:t>
+        <w:t>November</w:t>
+      </w:r>
+      <w:r>
+        <w:rPr>
+          <w:rFonts w:asciiTheme="minorBidi" w:hAnsiTheme="minorBidi"/>
+          <w:sz w:val="16"/>
+          <w:szCs w:val="16"/>
+        </w:rPr>
+        <w:t>, 2023</w:t>
       </w:r>
       <w:r>
         <w:rPr>
@@ -2190,14 +1636,6 @@
           <w:szCs w:val="16"/>
         </w:rPr>
         <w:t>, 2024</w:t>
-      </w:r>
-      <w:r>
-        <w:rPr>
-          <w:rFonts w:asciiTheme="minorBidi" w:hAnsiTheme="minorBidi"/>
-          <w:sz w:val="16"/>
-          <w:szCs w:val="16"/>
-        </w:rPr>
-        <w:tab/>
       </w:r>
       <w:r>
         <w:rPr>
@@ -2250,7 +1688,15 @@
           <w:sz w:val="16"/>
           <w:szCs w:val="16"/>
         </w:rPr>
-        <w:t>Nov, 2023</w:t>
+        <w:t>November</w:t>
+      </w:r>
+      <w:r>
+        <w:rPr>
+          <w:rFonts w:asciiTheme="minorBidi" w:hAnsiTheme="minorBidi"/>
+          <w:sz w:val="16"/>
+          <w:szCs w:val="16"/>
+        </w:rPr>
+        <w:t>, 2023</w:t>
       </w:r>
       <w:r>
         <w:rPr>
@@ -2324,31 +1770,23 @@
           <w:sz w:val="16"/>
           <w:szCs w:val="16"/>
         </w:rPr>
-        <w:t>J</w:t>
-      </w:r>
-      <w:r>
-        <w:rPr>
-          <w:rFonts w:asciiTheme="minorBidi" w:hAnsiTheme="minorBidi"/>
-          <w:sz w:val="16"/>
-          <w:szCs w:val="16"/>
-        </w:rPr>
-        <w:t>u</w:t>
-      </w:r>
-      <w:r>
-        <w:rPr>
-          <w:rFonts w:asciiTheme="minorBidi" w:hAnsiTheme="minorBidi"/>
-          <w:sz w:val="16"/>
-          <w:szCs w:val="16"/>
-        </w:rPr>
-        <w:t xml:space="preserve">n, 2025 –– </w:t>
-      </w:r>
-      <w:r>
-        <w:rPr>
-          <w:rFonts w:asciiTheme="minorBidi" w:hAnsiTheme="minorBidi"/>
-          <w:sz w:val="16"/>
-          <w:szCs w:val="16"/>
-        </w:rPr>
-        <w:t>Dec</w:t>
+        <w:t>January</w:t>
+      </w:r>
+      <w:r>
+        <w:rPr>
+          <w:rFonts w:asciiTheme="minorBidi" w:hAnsiTheme="minorBidi"/>
+          <w:sz w:val="16"/>
+          <w:szCs w:val="16"/>
+        </w:rPr>
+        <w:t xml:space="preserve">, 2025 –– </w:t>
+      </w:r>
+      <w:r>
+        <w:rPr>
+          <w:rFonts w:asciiTheme="minorBidi" w:hAnsiTheme="minorBidi"/>
+          <w:sz w:val="16"/>
+          <w:szCs w:val="16"/>
+        </w:rPr>
+        <w:t>December</w:t>
       </w:r>
       <w:r>
         <w:rPr>
@@ -2414,13 +1852,13 @@
         <mc:AlternateContent>
           <mc:Choice Requires="wps">
             <w:drawing>
-              <wp:anchor distT="0" distB="0" distL="114300" distR="114300" simplePos="0" relativeHeight="251673600" behindDoc="0" locked="0" layoutInCell="1" allowOverlap="1" wp14:anchorId="7A3E6553" wp14:editId="480F16DE">
+              <wp:anchor distT="0" distB="0" distL="114300" distR="114300" simplePos="0" relativeHeight="251673600" behindDoc="0" locked="0" layoutInCell="1" allowOverlap="1" wp14:anchorId="7A3E6553" wp14:editId="2607963B">
                 <wp:simplePos x="0" y="0"/>
                 <wp:positionH relativeFrom="column">
-                  <wp:posOffset>-766975</wp:posOffset>
+                  <wp:posOffset>-766445</wp:posOffset>
                 </wp:positionH>
                 <wp:positionV relativeFrom="page">
-                  <wp:posOffset>6568440</wp:posOffset>
+                  <wp:posOffset>6010606</wp:posOffset>
                 </wp:positionV>
                 <wp:extent cx="7024370" cy="0"/>
                 <wp:effectExtent l="0" t="0" r="0" b="0"/>
@@ -2467,7 +1905,7 @@
           </mc:Choice>
           <mc:Fallback>
             <w:pict>
-              <v:line w14:anchorId="394039C1" id="Straight Connector 2" o:spid="_x0000_s1026" style="position:absolute;z-index:251673600;visibility:visible;mso-wrap-style:square;mso-width-percent:0;mso-wrap-distance-left:9pt;mso-wrap-distance-top:0;mso-wrap-distance-right:9pt;mso-wrap-distance-bottom:0;mso-position-horizontal:absolute;mso-position-horizontal-relative:text;mso-position-vertical:absolute;mso-position-vertical-relative:page;mso-width-percent:0;mso-width-relative:margin" from="-60.4pt,517.2pt" to="492.7pt,517.2pt" o:gfxdata="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" strokecolor="black [3200]" strokeweight="1.5pt">
+              <v:line w14:anchorId="3C6FF0A9" id="Straight Connector 2" o:spid="_x0000_s1026" style="position:absolute;z-index:251673600;visibility:visible;mso-wrap-style:square;mso-width-percent:0;mso-wrap-distance-left:9pt;mso-wrap-distance-top:0;mso-wrap-distance-right:9pt;mso-wrap-distance-bottom:0;mso-position-horizontal:absolute;mso-position-horizontal-relative:text;mso-position-vertical:absolute;mso-position-vertical-relative:page;mso-width-percent:0;mso-width-relative:margin" from="-60.35pt,473.3pt" to="492.75pt,473.3pt" o:gfxdata="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" strokecolor="black [3200]" strokeweight="1.5pt">
                 <v:stroke joinstyle="miter"/>
                 <w10:wrap type="topAndBottom" anchory="page"/>
               </v:line>
@@ -2481,7 +1919,39 @@
           <w:sz w:val="16"/>
           <w:szCs w:val="16"/>
         </w:rPr>
-        <w:t>Feb, 2024 –– Apr, 2024</w:t>
+        <w:t xml:space="preserve"> </w:t>
+      </w:r>
+      <w:r>
+        <w:rPr>
+          <w:rFonts w:asciiTheme="minorBidi" w:hAnsiTheme="minorBidi"/>
+          <w:sz w:val="16"/>
+          <w:szCs w:val="16"/>
+        </w:rPr>
+        <w:t>February</w:t>
+      </w:r>
+      <w:r>
+        <w:rPr>
+          <w:rFonts w:asciiTheme="minorBidi" w:hAnsiTheme="minorBidi"/>
+          <w:sz w:val="16"/>
+          <w:szCs w:val="16"/>
+        </w:rPr>
+        <w:t xml:space="preserve">, 2024 –– </w:t>
+      </w:r>
+      <w:r>
+        <w:rPr>
+          <w:rFonts w:asciiTheme="minorBidi" w:hAnsiTheme="minorBidi"/>
+          <w:sz w:val="16"/>
+          <w:szCs w:val="16"/>
+        </w:rPr>
+        <w:t>April</w:t>
+      </w:r>
+      <w:r>
+        <w:rPr>
+          <w:rFonts w:asciiTheme="minorBidi" w:hAnsiTheme="minorBidi"/>
+          <w:sz w:val="16"/>
+          <w:szCs w:val="16"/>
+        </w:rPr>
+        <w:t>, 2024</w:t>
       </w:r>
       <w:r>
         <w:rPr>
@@ -2571,25 +2041,28 @@
           <w:szCs w:val="16"/>
           <w:lang w:bidi="ar-EG"/>
         </w:rPr>
-        <w:t>Full-Stack Web Developer</w:t>
-      </w:r>
-      <w:r>
+        <w:t>Freelance Full-Stack Web Developer &amp; UI/UX Designer</w:t>
+      </w:r>
+    </w:p>
+    <w:p>
+      <w:pPr>
+        <w:ind w:left="1440" w:right="-1152" w:hanging="2592"/>
         <w:rPr>
           <w:rFonts w:asciiTheme="minorBidi" w:hAnsiTheme="minorBidi"/>
           <w:sz w:val="16"/>
           <w:szCs w:val="16"/>
           <w:lang w:bidi="ar-EG"/>
         </w:rPr>
-        <w:t>,</w:t>
-      </w:r>
-      <w:r>
-        <w:rPr>
-          <w:rFonts w:asciiTheme="minorBidi" w:hAnsiTheme="minorBidi"/>
-          <w:sz w:val="16"/>
-          <w:szCs w:val="16"/>
+      </w:pPr>
+      <w:r>
+        <w:rPr>
+          <w:rFonts w:asciiTheme="minorBidi" w:hAnsiTheme="minorBidi"/>
+          <w:sz w:val="16"/>
+          <w:szCs w:val="16"/>
+          <w:rtl/>
           <w:lang w:bidi="ar-EG"/>
         </w:rPr>
-        <w:t xml:space="preserve"> </w:t>
+        <w:tab/>
       </w:r>
       <w:r>
         <w:rPr>
@@ -2598,43 +2071,7 @@
           <w:szCs w:val="16"/>
           <w:lang w:bidi="ar-EG"/>
         </w:rPr>
-        <w:t>Ui/U</w:t>
-      </w:r>
-      <w:r>
-        <w:rPr>
-          <w:rFonts w:asciiTheme="minorBidi" w:hAnsiTheme="minorBidi"/>
-          <w:sz w:val="16"/>
-          <w:szCs w:val="16"/>
-          <w:lang w:bidi="ar-EG"/>
-        </w:rPr>
-        <w:t>X</w:t>
-      </w:r>
-      <w:r>
-        <w:rPr>
-          <w:rFonts w:asciiTheme="minorBidi" w:hAnsiTheme="minorBidi"/>
-          <w:sz w:val="16"/>
-          <w:szCs w:val="16"/>
-          <w:lang w:bidi="ar-EG"/>
-        </w:rPr>
-        <w:t xml:space="preserve"> Web Design</w:t>
-      </w:r>
-      <w:r>
-        <w:rPr>
-          <w:rFonts w:asciiTheme="minorBidi" w:hAnsiTheme="minorBidi"/>
-          <w:sz w:val="16"/>
-          <w:szCs w:val="16"/>
-          <w:lang w:bidi="ar-EG"/>
-        </w:rPr>
-        <w:t xml:space="preserve"> </w:t>
-      </w:r>
-      <w:r>
-        <w:rPr>
-          <w:rFonts w:asciiTheme="minorBidi" w:hAnsiTheme="minorBidi"/>
-          <w:sz w:val="16"/>
-          <w:szCs w:val="16"/>
-          <w:lang w:bidi="ar-EG"/>
-        </w:rPr>
-        <w:t>– Training &amp; Practice</w:t>
+        <w:t>Self-Employed – Personal Portfolio Projects | Remote, Egypt | January 2023 – Present</w:t>
       </w:r>
     </w:p>
     <w:p>
@@ -2643,7 +2080,7 @@
           <w:ilvl w:val="0"/>
           <w:numId w:val="1"/>
         </w:numPr>
-        <w:ind w:left="1368" w:right="-1008"/>
+        <w:ind w:left="1800" w:right="-1152"/>
         <w:rPr>
           <w:rFonts w:asciiTheme="minorBidi" w:hAnsiTheme="minorBidi"/>
           <w:sz w:val="16"/>
@@ -2658,7 +2095,7 @@
           <w:szCs w:val="16"/>
           <w:lang w:bidi="ar-EG"/>
         </w:rPr>
-        <w:t>Built multiple practice web applications to strengthen front-end and back-end development skills, focusing on responsive design and user-friendly interfaces.</w:t>
+        <w:t>Designed and developed multiple full-stack web applications from scratch using React, Tailwind CSS, Laravel, and MySQL, ensuring 100% responsive and pixel-perfect interfaces.</w:t>
       </w:r>
     </w:p>
     <w:p>
@@ -2667,7 +2104,7 @@
           <w:ilvl w:val="0"/>
           <w:numId w:val="1"/>
         </w:numPr>
-        <w:ind w:left="1368" w:right="-1008"/>
+        <w:ind w:left="1800" w:right="-1152"/>
         <w:rPr>
           <w:rFonts w:asciiTheme="minorBidi" w:hAnsiTheme="minorBidi"/>
           <w:sz w:val="16"/>
@@ -2682,7 +2119,7 @@
           <w:szCs w:val="16"/>
           <w:lang w:bidi="ar-EG"/>
         </w:rPr>
-        <w:t>Applied modern UI/UX principles to create intuitive, accessible digital solutions, enhancing usability and user engagement.</w:t>
+        <w:t>Applied modern UI/UX principles with Figma and Adobe XD to create intuitive, accessible, and user-centered digital experiences that boosted user engagement.</w:t>
       </w:r>
     </w:p>
     <w:p>
@@ -2691,7 +2128,7 @@
           <w:ilvl w:val="0"/>
           <w:numId w:val="1"/>
         </w:numPr>
-        <w:ind w:left="1368" w:right="-1008"/>
+        <w:ind w:left="1800" w:right="-1152"/>
         <w:rPr>
           <w:rFonts w:asciiTheme="minorBidi" w:hAnsiTheme="minorBidi"/>
           <w:sz w:val="16"/>
@@ -2706,7 +2143,7 @@
           <w:szCs w:val="16"/>
           <w:lang w:bidi="ar-EG"/>
         </w:rPr>
-        <w:t>Developed RESTful APIs, integrated databases, and implemented authentication workflows for secure, scalable applications.</w:t>
+        <w:t>Built and integrated RESTful APIs with secure authentication (Sanctum/Laravel), database optimization, and full CRUD operations for scalable and high-performance applications.</w:t>
       </w:r>
     </w:p>
     <w:p>
@@ -2715,7 +2152,7 @@
           <w:ilvl w:val="0"/>
           <w:numId w:val="1"/>
         </w:numPr>
-        <w:ind w:left="1368" w:right="-1008"/>
+        <w:ind w:left="1800" w:right="-1152"/>
         <w:rPr>
           <w:rFonts w:asciiTheme="minorBidi" w:hAnsiTheme="minorBidi"/>
           <w:sz w:val="16"/>
@@ -2730,7 +2167,7 @@
           <w:szCs w:val="16"/>
           <w:lang w:bidi="ar-EG"/>
         </w:rPr>
-        <w:t>Wrote clean, maintainable code using best practices, resulting in improved application performance and reduced debugging time.</w:t>
+        <w:t>Wrote clean, well-documented, and maintainable code following best practices (SOLID, PSR standards), resulting in faster load times and easier future maintenance.</w:t>
       </w:r>
     </w:p>
     <w:p>
@@ -2739,7 +2176,7 @@
           <w:ilvl w:val="0"/>
           <w:numId w:val="1"/>
         </w:numPr>
-        <w:ind w:left="1368" w:right="-1008"/>
+        <w:ind w:left="1800" w:right="-1152"/>
         <w:rPr>
           <w:rFonts w:asciiTheme="minorBidi" w:hAnsiTheme="minorBidi"/>
           <w:sz w:val="16"/>
@@ -2754,7 +2191,69 @@
           <w:szCs w:val="16"/>
           <w:lang w:bidi="ar-EG"/>
         </w:rPr>
-        <w:t>Gained hands-on experience with modern web development tools, frameworks, and version control systems like Git and GitHub.</w:t>
+        <w:t>Utilized Git &amp; GitHub for version control, branching strategies, and collaborative workflows across all projects.</w:t>
+      </w:r>
+    </w:p>
+    <w:p>
+      <w:pPr>
+        <w:numPr>
+          <w:ilvl w:val="0"/>
+          <w:numId w:val="1"/>
+        </w:numPr>
+        <w:ind w:left="1800" w:right="-1152"/>
+        <w:rPr>
+          <w:rFonts w:asciiTheme="minorBidi" w:hAnsiTheme="minorBidi"/>
+          <w:sz w:val="16"/>
+          <w:szCs w:val="16"/>
+          <w:lang w:bidi="ar-EG"/>
+        </w:rPr>
+      </w:pPr>
+      <w:r>
+        <w:rPr>
+          <w:rFonts w:asciiTheme="minorBidi" w:hAnsiTheme="minorBidi"/>
+          <w:sz w:val="16"/>
+          <w:szCs w:val="16"/>
+          <w:lang w:bidi="ar-EG"/>
+        </w:rPr>
+        <w:t xml:space="preserve">Deployed several live projects on hosting platforms (Vercel, </w:t>
+      </w:r>
+      <w:proofErr w:type="spellStart"/>
+      <w:r>
+        <w:rPr>
+          <w:rFonts w:asciiTheme="minorBidi" w:hAnsiTheme="minorBidi"/>
+          <w:sz w:val="16"/>
+          <w:szCs w:val="16"/>
+          <w:lang w:bidi="ar-EG"/>
+        </w:rPr>
+        <w:t>Hostinger</w:t>
+      </w:r>
+      <w:proofErr w:type="spellEnd"/>
+      <w:r>
+        <w:rPr>
+          <w:rFonts w:asciiTheme="minorBidi" w:hAnsiTheme="minorBidi"/>
+          <w:sz w:val="16"/>
+          <w:szCs w:val="16"/>
+          <w:lang w:bidi="ar-EG"/>
+        </w:rPr>
+        <w:t xml:space="preserve">, </w:t>
+      </w:r>
+      <w:r>
+        <w:rPr>
+          <w:rFonts w:asciiTheme="minorBidi" w:hAnsiTheme="minorBidi"/>
+          <w:sz w:val="16"/>
+          <w:szCs w:val="16"/>
+          <w:lang w:bidi="ar-EG"/>
+        </w:rPr>
+        <w:t>Firebase</w:t>
+      </w:r>
+      <w:r>
+        <w:rPr>
+          <w:rFonts w:asciiTheme="minorBidi" w:hAnsiTheme="minorBidi"/>
+          <w:sz w:val="16"/>
+          <w:szCs w:val="16"/>
+          <w:lang w:bidi="ar-EG"/>
+        </w:rPr>
+        <w:t>), managed domain setup, SSL, and performance monitoring to simulate real production environments.</w:t>
       </w:r>
     </w:p>
     <w:sectPr>
@@ -3528,7 +3027,6 @@
   <w:style w:type="character" w:default="1" w:styleId="DefaultParagraphFont">
     <w:name w:val="Default Paragraph Font"/>
     <w:uiPriority w:val="1"/>
-    <w:semiHidden/>
     <w:unhideWhenUsed/>
   </w:style>
   <w:style w:type="table" w:default="1" w:styleId="TableNormal">

--- a/pdf/Mohamed_Nasr_Resume.docx
+++ b/pdf/Mohamed_Nasr_Resume.docx
@@ -115,7 +115,7 @@
           <w:sz w:val="16"/>
           <w:szCs w:val="16"/>
         </w:rPr>
-        <w:t>Gharbia Governorate, Egypt,</w:t>
+        <w:t>Gharbia Governorate, Kafr El-Zayat City 31611,</w:t>
       </w:r>
       <w:r>
         <w:rPr>
@@ -130,22 +130,31 @@
           <w:sz w:val="16"/>
           <w:szCs w:val="16"/>
         </w:rPr>
-        <w:t>Kafr El-Zayat City 31611,</w:t>
-      </w:r>
-      <w:r>
-        <w:rPr>
-          <w:sz w:val="16"/>
-          <w:szCs w:val="16"/>
-        </w:rPr>
-        <w:t xml:space="preserve"> </w:t>
-      </w:r>
-      <w:r>
-        <w:rPr>
-          <w:rFonts w:asciiTheme="minorBidi" w:hAnsiTheme="minorBidi"/>
-          <w:sz w:val="16"/>
-          <w:szCs w:val="16"/>
-        </w:rPr>
-        <w:t>Egypt, +0201013574278 / +201515725261,</w:t>
+        <w:t>Egypt</w:t>
+      </w:r>
+      <w:r>
+        <w:rPr>
+          <w:rFonts w:asciiTheme="minorBidi" w:hAnsiTheme="minorBidi"/>
+          <w:sz w:val="16"/>
+          <w:szCs w:val="16"/>
+        </w:rPr>
+        <w:t xml:space="preserve"> |</w:t>
+      </w:r>
+      <w:r>
+        <w:rPr>
+          <w:rFonts w:asciiTheme="minorBidi" w:hAnsiTheme="minorBidi"/>
+          <w:sz w:val="16"/>
+          <w:szCs w:val="16"/>
+        </w:rPr>
+        <w:t xml:space="preserve"> +0201013574278 / +201515725261</w:t>
+      </w:r>
+      <w:r>
+        <w:rPr>
+          <w:rFonts w:asciiTheme="minorBidi" w:hAnsiTheme="minorBidi"/>
+          <w:sz w:val="16"/>
+          <w:szCs w:val="16"/>
+        </w:rPr>
+        <w:t xml:space="preserve"> |</w:t>
       </w:r>
       <w:r>
         <w:rPr>
@@ -316,15 +325,22 @@
           <w:szCs w:val="16"/>
         </w:rPr>
         <w:tab/>
+      </w:r>
+      <w:r>
+        <w:rPr>
+          <w:rFonts w:asciiTheme="minorBidi" w:hAnsiTheme="minorBidi"/>
+          <w:sz w:val="16"/>
+          <w:szCs w:val="16"/>
+        </w:rPr>
+        <w:tab/>
+      </w:r>
+      <w:r>
+        <w:rPr>
+          <w:rFonts w:asciiTheme="minorBidi" w:hAnsiTheme="minorBidi"/>
+          <w:sz w:val="16"/>
+          <w:szCs w:val="16"/>
+        </w:rPr>
         <w:t xml:space="preserve">Place of birth </w:t>
-      </w:r>
-      <w:r>
-        <w:rPr>
-          <w:rFonts w:asciiTheme="minorBidi" w:hAnsiTheme="minorBidi"/>
-          <w:sz w:val="16"/>
-          <w:szCs w:val="16"/>
-        </w:rPr>
-        <w:tab/>
       </w:r>
       <w:r>
         <w:rPr>
@@ -883,14 +899,28 @@
       </w:r>
       <w:bookmarkStart w:id="0" w:name="_Hlk224558248"/>
       <w:r>
+        <w:t xml:space="preserve"> </w:t>
+      </w:r>
+      <w:r>
         <w:rPr>
           <w:rFonts w:asciiTheme="minorBidi" w:hAnsiTheme="minorBidi"/>
           <w:b/>
           <w:bCs/>
-          <w:sz w:val="16"/>
-          <w:szCs w:val="16"/>
-        </w:rPr>
-        <w:t xml:space="preserve">Profile </w:t>
+          <w:noProof/>
+          <w:sz w:val="16"/>
+          <w:szCs w:val="16"/>
+        </w:rPr>
+        <w:t>Summary</w:t>
+      </w:r>
+      <w:r>
+        <w:rPr>
+          <w:rFonts w:asciiTheme="minorBidi" w:hAnsiTheme="minorBidi"/>
+          <w:b/>
+          <w:bCs/>
+          <w:sz w:val="16"/>
+          <w:szCs w:val="16"/>
+        </w:rPr>
+        <w:t xml:space="preserve"> </w:t>
       </w:r>
       <w:bookmarkEnd w:id="0"/>
       <w:r>
@@ -1014,12 +1044,45 @@
       <w:r>
         <w:rPr>
           <w:rFonts w:asciiTheme="minorBidi" w:hAnsiTheme="minorBidi"/>
-          <w:b/>
-          <w:bCs/>
-          <w:sz w:val="16"/>
-          <w:szCs w:val="16"/>
-        </w:rPr>
-        <w:t>Higher Institute of Computers and Information</w:t>
+          <w:sz w:val="16"/>
+          <w:szCs w:val="16"/>
+        </w:rPr>
+        <w:t>Higher Institute of Computers and Information Tanta, Gharbia Governorate, Egypt</w:t>
+      </w:r>
+      <w:r>
+        <w:rPr>
+          <w:rFonts w:asciiTheme="minorBidi" w:hAnsiTheme="minorBidi"/>
+          <w:sz w:val="16"/>
+          <w:szCs w:val="16"/>
+          <w:rtl/>
+        </w:rPr>
+        <w:tab/>
+      </w:r>
+      <w:r>
+        <w:rPr>
+          <w:rFonts w:asciiTheme="minorBidi" w:hAnsiTheme="minorBidi"/>
+          <w:sz w:val="16"/>
+          <w:szCs w:val="16"/>
+          <w:rtl/>
+        </w:rPr>
+        <w:tab/>
+      </w:r>
+      <w:r>
+        <w:rPr>
+          <w:rFonts w:asciiTheme="minorBidi" w:hAnsiTheme="minorBidi" w:hint="cs"/>
+          <w:sz w:val="16"/>
+          <w:szCs w:val="16"/>
+          <w:rtl/>
+        </w:rPr>
+        <w:t xml:space="preserve">            </w:t>
+      </w:r>
+      <w:r>
+        <w:rPr>
+          <w:rFonts w:asciiTheme="minorBidi" w:hAnsiTheme="minorBidi"/>
+          <w:sz w:val="16"/>
+          <w:szCs w:val="16"/>
+        </w:rPr>
+        <w:t>February 2021 – November 2025</w:t>
       </w:r>
       <w:r>
         <w:rPr>
@@ -1032,44 +1095,6 @@
       <w:r>
         <w:rPr>
           <w:rFonts w:asciiTheme="minorBidi" w:hAnsiTheme="minorBidi"/>
-          <w:b/>
-          <w:bCs/>
-          <w:sz w:val="16"/>
-          <w:szCs w:val="16"/>
-        </w:rPr>
-        <w:t>Tanta, Gharbia Governorate, Egypt</w:t>
-      </w:r>
-      <w:r>
-        <w:rPr>
-          <w:rFonts w:asciiTheme="minorBidi" w:hAnsiTheme="minorBidi"/>
-          <w:b/>
-          <w:bCs/>
-          <w:sz w:val="16"/>
-          <w:szCs w:val="16"/>
-        </w:rPr>
-        <w:t xml:space="preserve">                                   </w:t>
-      </w:r>
-      <w:r>
-        <w:rPr>
-          <w:rFonts w:asciiTheme="minorBidi" w:hAnsiTheme="minorBidi"/>
-          <w:b/>
-          <w:bCs/>
-          <w:sz w:val="16"/>
-          <w:szCs w:val="16"/>
-        </w:rPr>
-        <w:t>February 2021 – November 2025</w:t>
-      </w:r>
-      <w:r>
-        <w:rPr>
-          <w:rFonts w:asciiTheme="minorBidi" w:hAnsiTheme="minorBidi"/>
-          <w:sz w:val="16"/>
-          <w:szCs w:val="16"/>
-        </w:rPr>
-        <w:t xml:space="preserve"> </w:t>
-      </w:r>
-      <w:r>
-        <w:rPr>
-          <w:rFonts w:asciiTheme="minorBidi" w:hAnsiTheme="minorBidi"/>
           <w:sz w:val="16"/>
           <w:szCs w:val="16"/>
           <w:rtl/>
@@ -1102,6 +1127,33 @@
           <w:rtl/>
         </w:rPr>
         <w:tab/>
+      </w:r>
+      <w:r>
+        <w:rPr>
+          <w:rFonts w:asciiTheme="minorBidi" w:hAnsiTheme="minorBidi"/>
+          <w:sz w:val="16"/>
+          <w:szCs w:val="16"/>
+          <w:rtl/>
+        </w:rPr>
+        <w:tab/>
+      </w:r>
+      <w:r>
+        <w:rPr>
+          <w:rFonts w:asciiTheme="minorBidi" w:hAnsiTheme="minorBidi"/>
+          <w:sz w:val="16"/>
+          <w:szCs w:val="16"/>
+          <w:rtl/>
+        </w:rPr>
+        <w:tab/>
+      </w:r>
+      <w:r>
+        <w:rPr>
+          <w:rFonts w:asciiTheme="minorBidi" w:hAnsiTheme="minorBidi" w:hint="cs"/>
+          <w:sz w:val="16"/>
+          <w:szCs w:val="16"/>
+          <w:rtl/>
+        </w:rPr>
+        <w:t xml:space="preserve">            </w:t>
       </w:r>
       <w:r>
         <w:rPr>
@@ -1529,15 +1581,15 @@
           <w:sz w:val="16"/>
           <w:szCs w:val="16"/>
         </w:rPr>
-        <w:t>, 2024</w:t>
-      </w:r>
-      <w:r>
-        <w:rPr>
-          <w:rFonts w:asciiTheme="minorBidi" w:hAnsiTheme="minorBidi"/>
-          <w:sz w:val="16"/>
-          <w:szCs w:val="16"/>
-        </w:rPr>
-        <w:t xml:space="preserve"> –– </w:t>
+        <w:t xml:space="preserve"> 2024</w:t>
+      </w:r>
+      <w:r>
+        <w:rPr>
+          <w:rFonts w:asciiTheme="minorBidi" w:hAnsiTheme="minorBidi"/>
+          <w:sz w:val="16"/>
+          <w:szCs w:val="16"/>
+        </w:rPr>
+        <w:t xml:space="preserve"> – </w:t>
       </w:r>
       <w:r>
         <w:rPr>
@@ -1553,7 +1605,7 @@
           <w:sz w:val="16"/>
           <w:szCs w:val="16"/>
         </w:rPr>
-        <w:t>, 2025</w:t>
+        <w:t xml:space="preserve"> 2025</w:t>
       </w:r>
       <w:r>
         <w:rPr>
@@ -1611,15 +1663,15 @@
           <w:sz w:val="16"/>
           <w:szCs w:val="16"/>
         </w:rPr>
-        <w:t>, 2023</w:t>
-      </w:r>
-      <w:r>
-        <w:rPr>
-          <w:rFonts w:asciiTheme="minorBidi" w:hAnsiTheme="minorBidi"/>
-          <w:sz w:val="16"/>
-          <w:szCs w:val="16"/>
-        </w:rPr>
-        <w:t xml:space="preserve"> –– </w:t>
+        <w:t xml:space="preserve"> 2023</w:t>
+      </w:r>
+      <w:r>
+        <w:rPr>
+          <w:rFonts w:asciiTheme="minorBidi" w:hAnsiTheme="minorBidi"/>
+          <w:sz w:val="16"/>
+          <w:szCs w:val="16"/>
+        </w:rPr>
+        <w:t xml:space="preserve"> – </w:t>
       </w:r>
       <w:r>
         <w:rPr>
@@ -1635,7 +1687,7 @@
           <w:sz w:val="16"/>
           <w:szCs w:val="16"/>
         </w:rPr>
-        <w:t>, 2024</w:t>
+        <w:t xml:space="preserve"> 2024</w:t>
       </w:r>
       <w:r>
         <w:rPr>
@@ -1696,15 +1748,15 @@
           <w:sz w:val="16"/>
           <w:szCs w:val="16"/>
         </w:rPr>
-        <w:t>, 2023</w:t>
-      </w:r>
-      <w:r>
-        <w:rPr>
-          <w:rFonts w:asciiTheme="minorBidi" w:hAnsiTheme="minorBidi"/>
-          <w:sz w:val="16"/>
-          <w:szCs w:val="16"/>
-        </w:rPr>
-        <w:t xml:space="preserve"> –– </w:t>
+        <w:t xml:space="preserve"> 2023</w:t>
+      </w:r>
+      <w:r>
+        <w:rPr>
+          <w:rFonts w:asciiTheme="minorBidi" w:hAnsiTheme="minorBidi"/>
+          <w:sz w:val="16"/>
+          <w:szCs w:val="16"/>
+        </w:rPr>
+        <w:t xml:space="preserve"> – </w:t>
       </w:r>
       <w:r>
         <w:rPr>
@@ -1720,7 +1772,7 @@
           <w:sz w:val="16"/>
           <w:szCs w:val="16"/>
         </w:rPr>
-        <w:t>, 2024</w:t>
+        <w:t xml:space="preserve"> 2024</w:t>
       </w:r>
       <w:r>
         <w:rPr>
@@ -1778,7 +1830,7 @@
           <w:sz w:val="16"/>
           <w:szCs w:val="16"/>
         </w:rPr>
-        <w:t xml:space="preserve">, 2025 –– </w:t>
+        <w:t xml:space="preserve"> 2025 – </w:t>
       </w:r>
       <w:r>
         <w:rPr>
@@ -1794,7 +1846,7 @@
           <w:sz w:val="16"/>
           <w:szCs w:val="16"/>
         </w:rPr>
-        <w:t xml:space="preserve">, 2025 </w:t>
+        <w:t xml:space="preserve"> 2025 </w:t>
       </w:r>
       <w:r>
         <w:rPr>
@@ -1919,23 +1971,15 @@
           <w:sz w:val="16"/>
           <w:szCs w:val="16"/>
         </w:rPr>
-        <w:t xml:space="preserve"> </w:t>
-      </w:r>
-      <w:r>
-        <w:rPr>
-          <w:rFonts w:asciiTheme="minorBidi" w:hAnsiTheme="minorBidi"/>
-          <w:sz w:val="16"/>
-          <w:szCs w:val="16"/>
-        </w:rPr>
-        <w:t>February</w:t>
-      </w:r>
-      <w:r>
-        <w:rPr>
-          <w:rFonts w:asciiTheme="minorBidi" w:hAnsiTheme="minorBidi"/>
-          <w:sz w:val="16"/>
-          <w:szCs w:val="16"/>
-        </w:rPr>
-        <w:t xml:space="preserve">, 2024 –– </w:t>
+        <w:t xml:space="preserve"> February</w:t>
+      </w:r>
+      <w:r>
+        <w:rPr>
+          <w:rFonts w:asciiTheme="minorBidi" w:hAnsiTheme="minorBidi"/>
+          <w:sz w:val="16"/>
+          <w:szCs w:val="16"/>
+        </w:rPr>
+        <w:t xml:space="preserve"> 2024 – </w:t>
       </w:r>
       <w:r>
         <w:rPr>
@@ -1951,7 +1995,7 @@
           <w:sz w:val="16"/>
           <w:szCs w:val="16"/>
         </w:rPr>
-        <w:t>, 2024</w:t>
+        <w:t xml:space="preserve"> 2024</w:t>
       </w:r>
       <w:r>
         <w:rPr>
@@ -2215,7 +2259,27 @@
           <w:szCs w:val="16"/>
           <w:lang w:bidi="ar-EG"/>
         </w:rPr>
-        <w:t xml:space="preserve">Deployed several live projects on hosting platforms (Vercel, </w:t>
+        <w:t>Deployed several live projects on hosting platforms (</w:t>
+      </w:r>
+      <w:proofErr w:type="spellStart"/>
+      <w:r>
+        <w:rPr>
+          <w:rFonts w:asciiTheme="minorBidi" w:hAnsiTheme="minorBidi"/>
+          <w:sz w:val="16"/>
+          <w:szCs w:val="16"/>
+          <w:lang w:bidi="ar-EG"/>
+        </w:rPr>
+        <w:t>Vercel</w:t>
+      </w:r>
+      <w:proofErr w:type="spellEnd"/>
+      <w:r>
+        <w:rPr>
+          <w:rFonts w:asciiTheme="minorBidi" w:hAnsiTheme="minorBidi"/>
+          <w:sz w:val="16"/>
+          <w:szCs w:val="16"/>
+          <w:lang w:bidi="ar-EG"/>
+        </w:rPr>
+        <w:t xml:space="preserve">, </w:t>
       </w:r>
       <w:proofErr w:type="spellStart"/>
       <w:r>
